--- a/docs/Inducto_Learning_Knowledge_Module_Management_Review.docx
+++ b/docs/Inducto_Learning_Knowledge_Module_Management_Review.docx
@@ -421,7 +421,7 @@
                 <w:color w:val="101826"/>
                 <w:sz w:val="19"/>
               </w:rPr>
-              <w:t>15, all pre-existing and individually verified (Section 21)</w:t>
+              <w:t>16, all pre-existing and individually verified (Section 21)</w:t>
             </w:r>
           </w:p>
         </w:tc>
@@ -16552,6 +16552,311 @@
         </w:rPr>
         <w:t>Reading (video referenced, full version in the Optional Extended Library) · Reading · Workplace example · Exercise (copy-paste prompt) · Checklist · Knowledge check (1 question)</w:t>
       </w:r>
+    </w:p>
+    <w:p>
+      <w:pPr>
+        <w:pStyle w:val="Heading4"/>
+      </w:pPr>
+      <w:r>
+        <w:t>Selected video (referenced, not required viewing in this slot)</w:t>
+      </w:r>
+    </w:p>
+    <w:tbl>
+      <w:tblPr>
+        <w:tblStyle w:val="TableGrid"/>
+        <w:tblW w:type="auto" w:w="0"/>
+        <w:jc w:val="left"/>
+        <w:tblLook w:firstColumn="1" w:firstRow="1" w:lastColumn="0" w:lastRow="0" w:noHBand="0" w:noVBand="1" w:val="04A0"/>
+      </w:tblPr>
+      <w:tblGrid>
+        <w:gridCol w:w="4706"/>
+        <w:gridCol w:w="4706"/>
+      </w:tblGrid>
+      <w:tr>
+        <w:tc>
+          <w:tcPr>
+            <w:tcW w:type="dxa" w:w="2381"/>
+          </w:tcPr>
+          <w:p>
+            <w:pPr>
+              <w:spacing w:after="40"/>
+            </w:pPr>
+            <w:r/>
+            <w:r>
+              <w:rPr>
+                <w:b/>
+                <w:color w:val="5B6779"/>
+                <w:sz w:val="17"/>
+              </w:rPr>
+              <w:t>Field</w:t>
+            </w:r>
+          </w:p>
+        </w:tc>
+        <w:tc>
+          <w:tcPr>
+            <w:tcW w:type="dxa" w:w="7030"/>
+          </w:tcPr>
+          <w:p>
+            <w:pPr>
+              <w:spacing w:after="40"/>
+            </w:pPr>
+            <w:r/>
+            <w:r>
+              <w:rPr>
+                <w:b/>
+                <w:color w:val="5B6779"/>
+                <w:sz w:val="17"/>
+              </w:rPr>
+              <w:t>Value</w:t>
+            </w:r>
+          </w:p>
+        </w:tc>
+      </w:tr>
+      <w:tr>
+        <w:tc>
+          <w:tcPr>
+            <w:tcW w:type="dxa" w:w="2381"/>
+          </w:tcPr>
+          <w:p>
+            <w:pPr>
+              <w:spacing w:after="40"/>
+            </w:pPr>
+            <w:r/>
+            <w:r>
+              <w:rPr>
+                <w:b w:val="0"/>
+                <w:color w:val="101826"/>
+                <w:sz w:val="17"/>
+              </w:rPr>
+              <w:t>Title</w:t>
+            </w:r>
+          </w:p>
+        </w:tc>
+        <w:tc>
+          <w:tcPr>
+            <w:tcW w:type="dxa" w:w="7030"/>
+          </w:tcPr>
+          <w:p>
+            <w:pPr>
+              <w:spacing w:after="40"/>
+            </w:pPr>
+            <w:r/>
+            <w:r>
+              <w:rPr>
+                <w:b w:val="0"/>
+                <w:color w:val="101826"/>
+                <w:sz w:val="17"/>
+              </w:rPr>
+              <w:t>How to Secure AI Business Models</w:t>
+            </w:r>
+          </w:p>
+        </w:tc>
+      </w:tr>
+      <w:tr>
+        <w:tc>
+          <w:tcPr>
+            <w:tcW w:type="dxa" w:w="2381"/>
+          </w:tcPr>
+          <w:p>
+            <w:pPr>
+              <w:spacing w:after="40"/>
+            </w:pPr>
+            <w:r/>
+            <w:r>
+              <w:rPr>
+                <w:b w:val="0"/>
+                <w:color w:val="101826"/>
+                <w:sz w:val="17"/>
+              </w:rPr>
+              <w:t>Creator / channel</w:t>
+            </w:r>
+          </w:p>
+        </w:tc>
+        <w:tc>
+          <w:tcPr>
+            <w:tcW w:type="dxa" w:w="7030"/>
+          </w:tcPr>
+          <w:p>
+            <w:pPr>
+              <w:spacing w:after="40"/>
+            </w:pPr>
+            <w:r/>
+            <w:r>
+              <w:rPr>
+                <w:b w:val="0"/>
+                <w:color w:val="101826"/>
+                <w:sz w:val="17"/>
+              </w:rPr>
+              <w:t>IBM Technology</w:t>
+            </w:r>
+          </w:p>
+        </w:tc>
+      </w:tr>
+      <w:tr>
+        <w:tc>
+          <w:tcPr>
+            <w:tcW w:type="dxa" w:w="2381"/>
+          </w:tcPr>
+          <w:p>
+            <w:pPr>
+              <w:spacing w:after="40"/>
+            </w:pPr>
+            <w:r/>
+            <w:r>
+              <w:rPr>
+                <w:b w:val="0"/>
+                <w:color w:val="101826"/>
+                <w:sz w:val="17"/>
+              </w:rPr>
+              <w:t>Duration (verified)</w:t>
+            </w:r>
+          </w:p>
+        </w:tc>
+        <w:tc>
+          <w:tcPr>
+            <w:tcW w:type="dxa" w:w="7030"/>
+          </w:tcPr>
+          <w:p>
+            <w:pPr>
+              <w:spacing w:after="40"/>
+            </w:pPr>
+            <w:r/>
+            <w:r>
+              <w:rPr>
+                <w:b w:val="0"/>
+                <w:color w:val="101826"/>
+                <w:sz w:val="17"/>
+              </w:rPr>
+              <w:t>13:13</w:t>
+            </w:r>
+          </w:p>
+        </w:tc>
+      </w:tr>
+      <w:tr>
+        <w:tc>
+          <w:tcPr>
+            <w:tcW w:type="dxa" w:w="2381"/>
+          </w:tcPr>
+          <w:p>
+            <w:pPr>
+              <w:spacing w:after="40"/>
+            </w:pPr>
+            <w:r/>
+            <w:r>
+              <w:rPr>
+                <w:b w:val="0"/>
+                <w:color w:val="101826"/>
+                <w:sz w:val="17"/>
+              </w:rPr>
+              <w:t>URL</w:t>
+            </w:r>
+          </w:p>
+        </w:tc>
+        <w:tc>
+          <w:tcPr>
+            <w:tcW w:type="dxa" w:w="7030"/>
+          </w:tcPr>
+          <w:p>
+            <w:pPr>
+              <w:spacing w:after="40"/>
+            </w:pPr>
+            <w:r/>
+            <w:r>
+              <w:rPr>
+                <w:b w:val="0"/>
+                <w:color w:val="101826"/>
+                <w:sz w:val="17"/>
+              </w:rPr>
+              <w:t>https://www.youtube.com/watch?v=pR7FfNWjEe8</w:t>
+            </w:r>
+          </w:p>
+        </w:tc>
+      </w:tr>
+      <w:tr>
+        <w:tc>
+          <w:tcPr>
+            <w:tcW w:type="dxa" w:w="2381"/>
+          </w:tcPr>
+          <w:p>
+            <w:pPr>
+              <w:spacing w:after="40"/>
+            </w:pPr>
+            <w:r/>
+            <w:r>
+              <w:rPr>
+                <w:b w:val="0"/>
+                <w:color w:val="101826"/>
+                <w:sz w:val="17"/>
+              </w:rPr>
+              <w:t>From module</w:t>
+            </w:r>
+          </w:p>
+        </w:tc>
+        <w:tc>
+          <w:tcPr>
+            <w:tcW w:type="dxa" w:w="7030"/>
+          </w:tcPr>
+          <w:p>
+            <w:pPr>
+              <w:spacing w:after="40"/>
+            </w:pPr>
+            <w:r/>
+            <w:r>
+              <w:rPr>
+                <w:b w:val="0"/>
+                <w:color w:val="101826"/>
+                <w:sz w:val="17"/>
+              </w:rPr>
+              <w:t>SEC-06</w:t>
+            </w:r>
+          </w:p>
+        </w:tc>
+      </w:tr>
+      <w:tr>
+        <w:tc>
+          <w:tcPr>
+            <w:tcW w:type="dxa" w:w="2381"/>
+          </w:tcPr>
+          <w:p>
+            <w:pPr>
+              <w:spacing w:after="40"/>
+            </w:pPr>
+            <w:r/>
+            <w:r>
+              <w:rPr>
+                <w:b w:val="0"/>
+                <w:color w:val="101826"/>
+                <w:sz w:val="17"/>
+              </w:rPr>
+              <w:t>Selection rationale</w:t>
+            </w:r>
+          </w:p>
+        </w:tc>
+        <w:tc>
+          <w:tcPr>
+            <w:tcW w:type="dxa" w:w="7030"/>
+          </w:tcPr>
+          <w:p>
+            <w:pPr>
+              <w:spacing w:after="40"/>
+            </w:pPr>
+            <w:r/>
+            <w:r>
+              <w:rPr>
+                <w:b w:val="0"/>
+                <w:color w:val="101826"/>
+                <w:sz w:val="17"/>
+              </w:rPr>
+              <w:t>Verified and correct for the topic, but at 13:13 it exceeds the 12-minute guidance for a mandatory slot, so it stays in the Optional Extended Library; the reading below covers the essential point.</w:t>
+            </w:r>
+          </w:p>
+        </w:tc>
+      </w:tr>
+    </w:tbl>
+    <w:p>
+      <w:pPr>
+        <w:spacing w:after="80"/>
+      </w:pPr>
     </w:p>
     <w:p>
       <w:pPr>

--- a/docs/Inducto_Learning_Knowledge_Module_Management_Review.docx
+++ b/docs/Inducto_Learning_Knowledge_Module_Management_Review.docx
@@ -341,7 +341,7 @@
                 <w:color w:val="101826"/>
                 <w:sz w:val="19"/>
               </w:rPr>
-              <w:t>149 minutes (2.5 hours)</w:t>
+              <w:t>148 minutes (2.5 hours)</w:t>
             </w:r>
           </w:p>
         </w:tc>
@@ -402,7 +402,7 @@
                 <w:color w:val="101826"/>
                 <w:sz w:val="19"/>
               </w:rPr>
-              <w:t>Videos used in the Mandatory Journey</w:t>
+              <w:t>Videos in the Mandatory Journey</w:t>
             </w:r>
           </w:p>
         </w:tc>
@@ -421,7 +421,7 @@
                 <w:color w:val="101826"/>
                 <w:sz w:val="19"/>
               </w:rPr>
-              <w:t>16, all pre-existing and individually verified (Section 21)</w:t>
+              <w:t>15 embedded and required, 1 referenced but too long to embed (Optional Library carries the full version) — 16 video records in total, all pre-existing and individually verified (Section 21)</w:t>
             </w:r>
           </w:p>
         </w:tc>
@@ -1652,7 +1652,7 @@
                 <w:color w:val="101826"/>
                 <w:sz w:val="19"/>
               </w:rPr>
-              <w:t>6.2</w:t>
+              <w:t>5.4</w:t>
             </w:r>
           </w:p>
         </w:tc>
@@ -2158,7 +2158,7 @@
               <w:rPr>
                 <w:sz w:val="20"/>
               </w:rPr>
-              <w:t>149 minutes (2.5 hours) — inside management's 120–180 minute requirement.</w:t>
+              <w:t>148 minutes (2.5 hours) — inside management's 120–180 minute requirement.</w:t>
             </w:r>
           </w:p>
         </w:tc>
@@ -14339,7 +14339,7 @@
           <w:color w:val="5B6779"/>
           <w:sz w:val="18"/>
         </w:rPr>
-        <w:t>Source module(s): SEC-01, SEC-03 (Password Security / Multi-Factor Authentication)  ·  Estimated time: 6.2 minutes</w:t>
+        <w:t>Source module(s): SEC-01, SEC-03 (Password Security / Multi-Factor Authentication)  ·  Estimated time: 5.4 minutes</w:t>
       </w:r>
     </w:p>
     <w:p>
@@ -14405,7 +14405,7 @@
           <w:color w:val="2F4BC4"/>
           <w:sz w:val="21"/>
         </w:rPr>
-        <w:t>Video (2:56) · Reading · Workplace example · Exercise (copy-paste prompt) · Checklist · Knowledge check (2 questions)</w:t>
+        <w:t>Video (2:56) · Reading · Workplace example · Checklist · Knowledge check (2 questions)</w:t>
       </w:r>
     </w:p>
     <w:p>
@@ -14734,56 +14734,6 @@
         </w:rPr>
         <w:t>The film version is somebody typing guesses. The real version is a list of passwords that already leaked.</w:t>
       </w:r>
-    </w:p>
-    <w:p>
-      <w:pPr>
-        <w:pStyle w:val="Heading4"/>
-      </w:pPr>
-      <w:r>
-        <w:t>Practical exercise — copy-paste prompt</w:t>
-      </w:r>
-    </w:p>
-    <w:tbl>
-      <w:tblPr>
-        <w:tblW w:type="auto" w:w="0"/>
-        <w:tblLook w:firstColumn="1" w:firstRow="1" w:lastColumn="0" w:lastRow="0" w:noHBand="0" w:noVBand="1" w:val="04A0"/>
-      </w:tblPr>
-      <w:tblGrid>
-        <w:gridCol w:w="9412"/>
-      </w:tblGrid>
-      <w:tr>
-        <w:tc>
-          <w:tcPr>
-            <w:tcW w:type="dxa" w:w="9412"/>
-            <w:shd w:val="clear" w:fill="F3F6FB"/>
-          </w:tcPr>
-          <w:p>
-            <w:pPr>
-              <w:spacing w:after="40"/>
-            </w:pPr>
-            <w:r>
-              <w:rPr>
-                <w:b/>
-                <w:color w:val="2F4BC4"/>
-                <w:sz w:val="17"/>
-              </w:rPr>
-              <w:t>PROMPT</w:t>
-              <w:br/>
-            </w:r>
-            <w:r>
-              <w:rPr>
-                <w:sz w:val="20"/>
-              </w:rPr>
-              <w:t>Give me eight passphrases, each four unrelated common English words joined by hyphens. No names, no places, no dates, no themes connecting the words. Numbered list, nothing else.</w:t>
-            </w:r>
-          </w:p>
-        </w:tc>
-      </w:tr>
-    </w:tbl>
-    <w:p>
-      <w:pPr>
-        <w:spacing w:after="40"/>
-      </w:pPr>
     </w:p>
     <w:p>
       <w:pPr>
@@ -24909,7 +24859,7 @@
                 <w:color w:val="101826"/>
                 <w:sz w:val="19"/>
               </w:rPr>
-              <w:t>24 quiz questions, 16 prompts, 16 checklists across 16 stops</w:t>
+              <w:t>24 quiz questions, 15 prompts, 16 checklists across 16 stops</w:t>
             </w:r>
           </w:p>
         </w:tc>
@@ -26613,7 +26563,7 @@
                 <w:color w:val="101826"/>
                 <w:sz w:val="17"/>
               </w:rPr>
-              <w:t>149 minutes.</w:t>
+              <w:t>148 minutes.</w:t>
             </w:r>
           </w:p>
         </w:tc>
@@ -26672,7 +26622,7 @@
                 <w:color w:val="101826"/>
                 <w:sz w:val="17"/>
               </w:rPr>
-              <w:t>149 minutes.</w:t>
+              <w:t>148 minutes.</w:t>
             </w:r>
           </w:p>
         </w:tc>
@@ -26967,7 +26917,7 @@
                 <w:color w:val="101826"/>
                 <w:sz w:val="17"/>
               </w:rPr>
-              <w:t>16 stops carry a real copy-paste prompt.</w:t>
+              <w:t>15 stops carry a real copy-paste prompt.</w:t>
             </w:r>
           </w:p>
         </w:tc>

--- a/docs/Inducto_Learning_Knowledge_Module_Management_Review.docx
+++ b/docs/Inducto_Learning_Knowledge_Module_Management_Review.docx
@@ -341,7 +341,7 @@
                 <w:color w:val="101826"/>
                 <w:sz w:val="19"/>
               </w:rPr>
-              <w:t>148 minutes (2.5 hours)</w:t>
+              <w:t>149 minutes (2.5 hours)</w:t>
             </w:r>
           </w:p>
         </w:tc>
@@ -1883,7 +1883,7 @@
                 <w:color w:val="101826"/>
                 <w:sz w:val="19"/>
               </w:rPr>
-              <w:t>2.4</w:t>
+              <w:t>2.6</w:t>
             </w:r>
           </w:p>
         </w:tc>
@@ -2158,7 +2158,7 @@
               <w:rPr>
                 <w:sz w:val="20"/>
               </w:rPr>
-              <w:t>148 minutes (2.5 hours) — inside management's 120–180 minute requirement.</w:t>
+              <w:t>149 minutes (2.5 hours) — inside management's 120–180 minute requirement.</w:t>
             </w:r>
           </w:p>
         </w:tc>
@@ -16434,7 +16434,7 @@
           <w:color w:val="5B6779"/>
           <w:sz w:val="18"/>
         </w:rPr>
-        <w:t>Source module(s): SEC-06 (Safe Use of AI at Work)  ·  Estimated time: 2.4 minutes</w:t>
+        <w:t>Source module(s): SEC-06 (Safe Use of AI at Work)  ·  Estimated time: 2.6 minutes</w:t>
       </w:r>
     </w:p>
     <w:p>
@@ -16827,7 +16827,7 @@
           <w:color w:val="101826"/>
           <w:sz w:val="21"/>
         </w:rPr>
-        <w:t>The same model can be safe or unsafe depending entirely on which account you signed in with.</w:t>
+        <w:t>The same model can be safe or unsafe depending on the account you signed in with — but the account alone does not make a use approved. The tool, the configuration and what you are using it for all have to be approved too.</w:t>
       </w:r>
     </w:p>
     <w:p>
@@ -16985,7 +16985,7 @@
           <w:color w:val="1B7F4B"/>
           <w:sz w:val="19"/>
         </w:rPr>
-        <w:t>✓ The company has an agreement and you use your work account</w:t>
+        <w:t>✓ The company has explicitly approved this tool, this account and this use</w:t>
       </w:r>
     </w:p>
     <w:p>
@@ -17030,7 +17030,7 @@
           <w:color w:val="5B6779"/>
           <w:sz w:val="18"/>
         </w:rPr>
-        <w:t>Correct answer explanation: Those two together give terms somebody has read, managed access, and a person who can answer questions about it afterwards. Without them, none of that exists.</w:t>
+        <w:t>Correct answer explanation: All three together give terms somebody has read, managed access, and a person who can answer questions afterwards. A work account on the company's general subscription does not by itself approve every tool or every use of it.</w:t>
       </w:r>
     </w:p>
     <w:p>
@@ -17714,7 +17714,7 @@
           <w:color w:val="1B7F4B"/>
           <w:sz w:val="19"/>
         </w:rPr>
-        <w:t>✓ The company cannot see, control or delete what was shared</w:t>
+        <w:t>✓ It gives up the company's contractual, security and audit controls</w:t>
       </w:r>
     </w:p>
     <w:p>
@@ -17759,7 +17759,7 @@
           <w:color w:val="5B6779"/>
           <w:sz w:val="18"/>
         </w:rPr>
-        <w:t>Correct answer explanation: That is the real difference. A work account brings an agreement, a record, and somebody who can act when a mistake happens. A personal account brings none of that, and the trail ends at you.</w:t>
+        <w:t>Correct answer explanation: That is the real difference. A work account brings an agreement, a record, and somebody who can act when a mistake happens. A personal account may provide none of that, and the trail ends at you.</w:t>
       </w:r>
     </w:p>
     <w:p>
@@ -26563,7 +26563,7 @@
                 <w:color w:val="101826"/>
                 <w:sz w:val="17"/>
               </w:rPr>
-              <w:t>148 minutes.</w:t>
+              <w:t>149 minutes.</w:t>
             </w:r>
           </w:p>
         </w:tc>
@@ -26622,7 +26622,7 @@
                 <w:color w:val="101826"/>
                 <w:sz w:val="17"/>
               </w:rPr>
-              <w:t>148 minutes.</w:t>
+              <w:t>149 minutes.</w:t>
             </w:r>
           </w:p>
         </w:tc>

--- a/docs/Inducto_Learning_Knowledge_Module_Management_Review.docx
+++ b/docs/Inducto_Learning_Knowledge_Module_Management_Review.docx
@@ -877,7 +877,7 @@
                 <w:color w:val="101826"/>
                 <w:sz w:val="19"/>
               </w:rPr>
-              <w:t>11.2</w:t>
+              <w:t>11.4</w:t>
             </w:r>
           </w:p>
         </w:tc>
@@ -7641,7 +7641,7 @@
           <w:color w:val="5B6779"/>
           <w:sz w:val="18"/>
         </w:rPr>
-        <w:t>Source module(s): AI-02 (Generative AI)  ·  Estimated time: 11.2 minutes</w:t>
+        <w:t>Source module(s): AI-02 (Generative AI)  ·  Estimated time: 11.4 minutes</w:t>
       </w:r>
     </w:p>
     <w:p>
@@ -8034,7 +8034,7 @@
           <w:color w:val="101826"/>
           <w:sz w:val="21"/>
         </w:rPr>
-        <w:t>There is no file it is copying from. Every sentence is assembled the moment you ask for it.</w:t>
+        <w:t>By default there is no file it is copying from — the wording is assembled the moment you ask for it. Some tools can search or read a document first and then build the answer from that; assume nothing was looked up unless the tool shows you it was.</w:t>
       </w:r>
     </w:p>
     <w:p>
@@ -13514,7 +13514,7 @@
               <w:rPr>
                 <w:sz w:val="20"/>
               </w:rPr>
-              <w:t>I need [a decision / a document / an approval] on [subject] by [day and time]. If we do not have it by then, [what happens]. The options are [A] or [B]. Background is below if you need it, but the question is just A or B.</w:t>
+              <w:t>Rewrite the message below so the ask, the deadline and the consequence are all in the first two sentences. Move everything else below a line marked "Background". Keep it under 120 words. Do not add anything I have not written.</w:t>
             </w:r>
           </w:p>
         </w:tc>
@@ -14140,7 +14140,7 @@
               <w:rPr>
                 <w:sz w:val="20"/>
               </w:rPr>
-              <w:t>"I am in the middle of something until eleven — is it a two-minute thing or a twenty-minute thing?"  If two minutes: deal with it now.  If twenty: "Let us do it at eleven, I will come to you."</w:t>
+              <w:t>I have these tasks and about six working hours tomorrow after meetings. Tell me the single task worth protecting two hours for, and which of the rest can be batched into one afternoon block. Assume my estimates are 50 per cent optimistic.</w:t>
             </w:r>
           </w:p>
         </w:tc>
@@ -14256,7 +14256,7 @@
           <w:color w:val="1B7F4B"/>
           <w:sz w:val="19"/>
         </w:rPr>
-        <w:t>✓ The two minutes plus about fifteen to refocus</w:t>
+        <w:t>✓ The time to answer, plus the time it takes to get back to where you were</w:t>
       </w:r>
     </w:p>
     <w:p>
@@ -14301,7 +14301,7 @@
           <w:color w:val="5B6779"/>
           <w:sz w:val="18"/>
         </w:rPr>
-        <w:t>Correct answer explanation: This is why eleven small interruptions can consume a morning without anyone noticing where it went. The arithmetic is invisible until you do it.</w:t>
+        <w:t>Correct answer explanation: Getting back to where you were is real work, even though it is hard to put an exact number on. That is why a handful of small interruptions can consume a morning without anyone noticing where it went.</w:t>
       </w:r>
     </w:p>
     <w:p>
@@ -14885,7 +14885,7 @@
           <w:color w:val="5B6779"/>
           <w:sz w:val="18"/>
         </w:rPr>
-        <w:t>Correct answer explanation: This is the standard attack. Your email and password from a breached site are tried automatically against hundreds of services. If you reused it, one of them works.</w:t>
+        <w:t>Correct answer explanation: This is one of the most common ways accounts are actually taken. Your email and password from a breached site are tried automatically against hundreds of services. If you reused it, one of them works.</w:t>
       </w:r>
     </w:p>
     <w:p>
@@ -15439,7 +15439,7 @@
               <w:rPr>
                 <w:sz w:val="20"/>
               </w:rPr>
-              <w:t>Hello, I have an email asking me to change the bank details on your account. Before I touch anything I need to confirm it with you directly. Can you confirm whether that request came from your side? I am calling the number we already had on file.</w:t>
+              <w:t>I received a message asking me to act. Ask me six short questions, one at a time, to work out whether it shows signs of a phishing or impersonation attempt. Do not ask me to paste the message. At the end give me a verdict and one action.</w:t>
             </w:r>
           </w:p>
         </w:tc>
@@ -15614,7 +15614,7 @@
           <w:color w:val="101826"/>
           <w:sz w:val="21"/>
         </w:rPr>
-        <w:t>Q2. Which combination should stop you?</w:t>
+        <w:t>Q2. Which of these is reason enough to verify, on its own?</w:t>
       </w:r>
     </w:p>
     <w:p>
@@ -15629,7 +15629,7 @@
           <w:color w:val="1B7F4B"/>
           <w:sz w:val="19"/>
         </w:rPr>
-        <w:t>✓ Urgency and a request to keep it quiet</w:t>
+        <w:t>✓ A request to change bank details or payment instructions</w:t>
       </w:r>
     </w:p>
     <w:p>
@@ -15689,7 +15689,7 @@
           <w:color w:val="5B6779"/>
           <w:sz w:val="18"/>
         </w:rPr>
-        <w:t>Correct answer explanation: Nothing legitimate needs both speed and secrecy. That pairing exists specifically to stop you checking with the colleague who would recognise it as false.</w:t>
+        <w:t>Correct answer explanation: A change is reason enough by itself. It does not need urgency or secrecy attached to it — waiting for a second signal before verifying is exactly the gap this kind of attack is built to use.</w:t>
       </w:r>
     </w:p>
     <w:p>
@@ -16154,7 +16154,7 @@
               <w:rPr>
                 <w:sz w:val="20"/>
               </w:rPr>
-              <w:t>I need to report a possible data incident. What happened: [one sentence]. When: [date and approximate time]. What data was involved: [type and rough number of people]. Who else knows: [names]. I have not deleted anything. Please tell me what you need from me next.</w:t>
+              <w:t>I want to check whether a task involves personal data. Ask me five short questions, one at a time, then tell me whether it does and which of the four handling rules apply. Do not ask me to paste any actual data.</w:t>
             </w:r>
           </w:p>
         </w:tc>
@@ -16869,7 +16869,7 @@
               <w:rPr>
                 <w:sz w:val="20"/>
               </w:rPr>
-              <w:t>AI use: [what for — drafting / summarising / formatting]. Tool: [approved tool name]. Data provided: [description, e.g. dates and quantities only, no client documents]. Output checked by: [your name]. Date: [date].</w:t>
+              <w:t>Explain, for someone with no technical background, what the difference is between a consumer AI account and a business one in terms of how data is handled. Six lines maximum. Do not recommend specific products.</w:t>
             </w:r>
           </w:p>
         </w:tc>
@@ -17495,7 +17495,7 @@
               <w:rPr>
                 <w:sz w:val="20"/>
               </w:rPr>
-              <w:t>I need to reply to a customer complaint. A delivery arrived three days late and two cartons were damaged. We accept the delay. We want to offer a replacement for the damaged cartons but not a discount. Draft a 120-word reply, apologetic but not grovelling.</w:t>
+              <w:t>Write a firm but polite payment reminder for an invoice that is 45 days overdue. This is the second reminder. The client is long-standing and we want to keep the relationship. Under 130 words. Include one clear sentence asking them to confirm a payment date.</w:t>
             </w:r>
           </w:p>
         </w:tc>
